--- a/Website/static/downloads/showcase/word/customer-delivery-summary.docx
+++ b/Website/static/downloads/showcase/word/customer-delivery-summary.docx
@@ -1,59 +1,296 @@
 
 <file path=word/document.xml><?xml version="1.0" encoding="utf-8"?>
-<w:document xmlns:wpc="http://schemas.microsoft.com/office/word/2010/wordprocessingCanvas" xmlns:cx="http://schemas.microsoft.com/office/drawing/2014/chartex" xmlns:cx1="http://schemas.microsoft.com/office/drawing/2015/9/8/chartex" xmlns:cx2="http://schemas.microsoft.com/office/drawing/2015/10/21/chartex" xmlns:cx3="http://schemas.microsoft.com/office/drawing/2016/5/9/chartex" xmlns:cx4="http://schemas.microsoft.com/office/drawing/2016/5/10/chartex" xmlns:cx5="http://schemas.microsoft.com/office/drawing/2016/5/11/chartex" xmlns:cx6="http://schemas.microsoft.com/office/drawing/2016/5/12/chartex" xmlns:cx7="http://schemas.microsoft.com/office/drawing/2016/5/13/chartex" xmlns:cx8="http://schemas.microsoft.com/office/drawing/2016/5/14/chartex" xmlns:mc="http://schemas.openxmlformats.org/markup-compatibility/2006" xmlns:aink="http://schemas.microsoft.com/office/drawing/2016/ink" xmlns:am3d="http://schemas.microsoft.com/office/drawing/2017/model3d" xmlns:o="urn:schemas-microsoft-com:office:office" xmlns:oel="http://schemas.microsoft.com/office/2019/extlst" xmlns:r="http://schemas.openxmlformats.org/officeDocument/2006/relationships" xmlns:m="http://schemas.openxmlformats.org/officeDocument/2006/math" xmlns:v="urn:schemas-microsoft-com:vml" xmlns:wp14="http://schemas.microsoft.com/office/word/2010/wordprocessingDrawing" xmlns:wp="http://schemas.openxmlformats.org/drawingml/2006/wordprocessingDrawing" xmlns:w10="urn:schemas-microsoft-com:office:word" xmlns:w="http://schemas.openxmlformats.org/wordprocessingml/2006/main" xmlns:w14="http://schemas.microsoft.com/office/word/2010/wordml" xmlns:w15="http://schemas.microsoft.com/office/word/2012/wordml" xmlns:w16cex="http://schemas.microsoft.com/office/word/2018/wordml/cex" xmlns:w16cid="http://schemas.microsoft.com/office/word/2016/wordml/cid" xmlns:w16="http://schemas.microsoft.com/office/word/2018/wordml" xmlns:w16sdtdh="http://schemas.microsoft.com/office/word/2020/wordml/sdtdatahash" xmlns:w16se="http://schemas.microsoft.com/office/word/2015/wordml/symex" xmlns:wpg="http://schemas.microsoft.com/office/word/2010/wordprocessingGroup" xmlns:wpi="http://schemas.microsoft.com/office/word/2010/wordprocessingInk" xmlns:wne="http://schemas.microsoft.com/office/word/2006/wordml" xmlns:wps="http://schemas.microsoft.com/office/word/2010/wordprocessingShape" mc:Ignorable="w14 w15 w16se w16cid w16 w16cex w16sdtdh wp14">
+<w:document xmlns:a="http://schemas.openxmlformats.org/drawingml/2006/main" xmlns:c="http://schemas.openxmlformats.org/drawingml/2006/chart" xmlns:wpc="http://schemas.microsoft.com/office/word/2010/wordprocessingCanvas" xmlns:cx="http://schemas.microsoft.com/office/drawing/2014/chartex" xmlns:cx1="http://schemas.microsoft.com/office/drawing/2015/9/8/chartex" xmlns:cx2="http://schemas.microsoft.com/office/drawing/2015/10/21/chartex" xmlns:cx3="http://schemas.microsoft.com/office/drawing/2016/5/9/chartex" xmlns:cx4="http://schemas.microsoft.com/office/drawing/2016/5/10/chartex" xmlns:cx5="http://schemas.microsoft.com/office/drawing/2016/5/11/chartex" xmlns:cx6="http://schemas.microsoft.com/office/drawing/2016/5/12/chartex" xmlns:cx7="http://schemas.microsoft.com/office/drawing/2016/5/13/chartex" xmlns:cx8="http://schemas.microsoft.com/office/drawing/2016/5/14/chartex" xmlns:mc="http://schemas.openxmlformats.org/markup-compatibility/2006" xmlns:aink="http://schemas.microsoft.com/office/drawing/2016/ink" xmlns:am3d="http://schemas.microsoft.com/office/drawing/2017/model3d" xmlns:o="urn:schemas-microsoft-com:office:office" xmlns:oel="http://schemas.microsoft.com/office/2019/extlst" xmlns:r="http://schemas.openxmlformats.org/officeDocument/2006/relationships" xmlns:m="http://schemas.openxmlformats.org/officeDocument/2006/math" xmlns:v="urn:schemas-microsoft-com:vml" xmlns:wp14="http://schemas.microsoft.com/office/word/2010/wordprocessingDrawing" xmlns:wp="http://schemas.openxmlformats.org/drawingml/2006/wordprocessingDrawing" xmlns:w10="urn:schemas-microsoft-com:office:word" xmlns:w="http://schemas.openxmlformats.org/wordprocessingml/2006/main" xmlns:w14="http://schemas.microsoft.com/office/word/2010/wordml" xmlns:w15="http://schemas.microsoft.com/office/word/2012/wordml" xmlns:w16cex="http://schemas.microsoft.com/office/word/2018/wordml/cex" xmlns:w16cid="http://schemas.microsoft.com/office/word/2016/wordml/cid" xmlns:w16="http://schemas.microsoft.com/office/word/2018/wordml" xmlns:w16sdtdh="http://schemas.microsoft.com/office/word/2020/wordml/sdtdatahash" xmlns:w16se="http://schemas.microsoft.com/office/word/2015/wordml/symex" xmlns:wpg="http://schemas.microsoft.com/office/word/2010/wordprocessingGroup" xmlns:wpi="http://schemas.microsoft.com/office/word/2010/wordprocessingInk" xmlns:wne="http://schemas.microsoft.com/office/word/2006/wordml" xmlns:wps="http://schemas.microsoft.com/office/word/2010/wordprocessingShape" mc:Ignorable="w14 w15 w16se w16cid w16 w16cex w16sdtdh wp14">
   <w:body>
+    <w:p>
+      <w:pPr/>
+      <w:r>
+        <w:rPr>
+          <w:b/>
+          <w:bCs/>
+          <w:color w:val="235FB4"/>
+          <w:sz w:val="18"/>
+        </w:rPr>
+        <w:t xml:space="preserve">NORTHWIND OPERATIONS / QUARTERLY SERVICE REVIEW</w:t>
+      </w:r>
+    </w:p>
     <w:p>
       <w:pPr>
         <w:pStyle w:val="Heading1"/>
+        <w:spacing w:before="80" w:after="100"/>
       </w:pPr>
       <w:r>
+        <w:rPr>
+          <w:b/>
+          <w:bCs/>
+          <w:color w:val="17365D"/>
+          <w:sz w:val="56"/>
+        </w:rPr>
         <w:t xml:space="preserve">Customer delivery summary</w:t>
       </w:r>
     </w:p>
     <w:p>
       <w:pPr/>
       <w:r>
-        <w:t xml:space="preserve">A concise handover report generated from structured project data.</w:t>
-      </w:r>
-    </w:p>
-    <w:p>
-      <w:pPr>
-        <w:pStyle w:val="Heading2"/>
-      </w:pPr>
-      <w:r>
-        <w:t xml:space="preserve">Engagement overview</w:t>
+        <w:rPr>
+          <w:color w:val="526179"/>
+        </w:rPr>
+        <w:t xml:space="preserve">Ready for acceptance. Illustrative figures from structured project data.</w:t>
       </w:r>
     </w:p>
     <w:tbl>
       <w:tblPr>
-        <w:tblStyle w:val="TableGrid"/>
-        <w:tblW w:w="0" w:type="auto"/>
+        <w:tblStyle w:val="TableNormal"/>
+        <w:tblW w:w="5000" w:type="pct"/>
         <w:tblLook w:val="04A0"/>
       </w:tblPr>
       <w:tblGrid>
-        <w:gridCol w:w="2400"/>
-        <w:gridCol w:w="2400"/>
+        <w:gridCol w:w="2340"/>
+        <w:gridCol w:w="2340"/>
+        <w:gridCol w:w="2340"/>
+        <w:gridCol w:w="2340"/>
       </w:tblGrid>
       <w:tr>
         <w:tc>
           <w:tcPr>
             <w:tcW w:w="2400" w:type="dxa"/>
+            <w:shd w:val="clear" w:fill="EAF1FB"/>
+            <w:tcMar>
+              <w:top w:w="57" w:type="dxa"/>
+              <w:bottom w:w="57" w:type="dxa"/>
+            </w:tcMar>
           </w:tcPr>
           <w:p>
             <w:pPr/>
             <w:r>
-              <w:t xml:space="preserve">Field</w:t>
+              <w:rPr>
+                <w:b/>
+                <w:bCs/>
+                <w:color w:val="17365D"/>
+                <w:sz w:val="44"/>
+              </w:rPr>
+              <w:t xml:space="preserve">12 of 12</w:t>
+            </w:r>
+          </w:p>
+          <w:p>
+            <w:pPr/>
+            <w:r>
+              <w:rPr>
+                <w:color w:val="526179"/>
+                <w:sz w:val="18"/>
+              </w:rPr>
+              <w:t xml:space="preserve">milestones accepted</w:t>
             </w:r>
           </w:p>
         </w:tc>
         <w:tc>
           <w:tcPr>
             <w:tcW w:w="2400" w:type="dxa"/>
+            <w:shd w:val="clear" w:fill="EAF1FB"/>
+            <w:tcMar>
+              <w:top w:w="57" w:type="dxa"/>
+              <w:bottom w:w="57" w:type="dxa"/>
+            </w:tcMar>
           </w:tcPr>
           <w:p>
             <w:pPr/>
             <w:r>
-              <w:t xml:space="preserve">Value</w:t>
+              <w:rPr>
+                <w:b/>
+                <w:bCs/>
+                <w:color w:val="17365D"/>
+                <w:sz w:val="44"/>
+              </w:rPr>
+              <w:t xml:space="preserve">99.7%</w:t>
+            </w:r>
+          </w:p>
+          <w:p>
+            <w:pPr/>
+            <w:r>
+              <w:rPr>
+                <w:color w:val="526179"/>
+                <w:sz w:val="18"/>
+              </w:rPr>
+              <w:t xml:space="preserve">service availability</w:t>
+            </w:r>
+          </w:p>
+        </w:tc>
+        <w:tc>
+          <w:tcPr>
+            <w:tcW w:w="2400" w:type="dxa"/>
+            <w:shd w:val="clear" w:fill="EAF1FB"/>
+            <w:tcMar>
+              <w:top w:w="57" w:type="dxa"/>
+              <w:bottom w:w="57" w:type="dxa"/>
+            </w:tcMar>
+          </w:tcPr>
+          <w:p>
+            <w:pPr/>
+            <w:r>
+              <w:rPr>
+                <w:b/>
+                <w:bCs/>
+                <w:color w:val="17365D"/>
+                <w:sz w:val="44"/>
+              </w:rPr>
+              <w:t xml:space="preserve">−38%</w:t>
+            </w:r>
+          </w:p>
+          <w:p>
+            <w:pPr/>
+            <w:r>
+              <w:rPr>
+                <w:color w:val="526179"/>
+                <w:sz w:val="18"/>
+              </w:rPr>
+              <w:t xml:space="preserve">incidents vs. last quarter</w:t>
+            </w:r>
+          </w:p>
+        </w:tc>
+        <w:tc>
+          <w:tcPr>
+            <w:tcW w:w="2400" w:type="dxa"/>
+            <w:shd w:val="clear" w:fill="EAF1FB"/>
+            <w:tcMar>
+              <w:top w:w="57" w:type="dxa"/>
+              <w:bottom w:w="57" w:type="dxa"/>
+            </w:tcMar>
+          </w:tcPr>
+          <w:p>
+            <w:pPr/>
+            <w:r>
+              <w:rPr>
+                <w:b/>
+                <w:bCs/>
+                <w:color w:val="17365D"/>
+                <w:sz w:val="44"/>
+              </w:rPr>
+              <w:t xml:space="preserve">4.7 / 5</w:t>
+            </w:r>
+          </w:p>
+          <w:p>
+            <w:pPr/>
+            <w:r>
+              <w:rPr>
+                <w:color w:val="526179"/>
+                <w:sz w:val="18"/>
+              </w:rPr>
+              <w:t xml:space="preserve">customer rating</w:t>
+            </w:r>
+          </w:p>
+        </w:tc>
+      </w:tr>
+    </w:tbl>
+    <w:p>
+      <w:pPr>
+        <w:pStyle w:val="Heading2"/>
+        <w:spacing w:before="160" w:after="100"/>
+      </w:pPr>
+      <w:r>
+        <w:rPr>
+          <w:b/>
+          <w:bCs/>
+          <w:color w:val="17365D"/>
+          <w:sz w:val="28"/>
+        </w:rPr>
+        <w:t xml:space="preserve">Delivered outcomes</w:t>
+      </w:r>
+    </w:p>
+    <w:tbl>
+      <w:tblPr>
+        <w:tblStyle w:val="TableGrid"/>
+        <w:tblW w:w="5000" w:type="pct"/>
+        <w:tblLayout w:type="fixed"/>
+        <w:tblLook w:val="04A0"/>
+      </w:tblPr>
+      <w:tblGrid>
+        <w:gridCol w:w="3182"/>
+        <w:gridCol w:w="2808"/>
+        <w:gridCol w:w="1685"/>
+        <w:gridCol w:w="1685"/>
+      </w:tblGrid>
+      <w:tr>
+        <w:tc>
+          <w:tcPr>
+            <w:tcW w:w="1700" w:type="pct"/>
+            <w:shd w:val="clear" w:fill="17365D"/>
+            <w:tcMar>
+              <w:top w:w="68" w:type="dxa"/>
+              <w:bottom w:w="68" w:type="dxa"/>
+            </w:tcMar>
+          </w:tcPr>
+          <w:p>
+            <w:pPr/>
+            <w:r>
+              <w:rPr>
+                <w:b/>
+                <w:bCs/>
+                <w:color w:val="FFFFFF"/>
+              </w:rPr>
+              <w:t xml:space="preserve">Outcome</w:t>
+            </w:r>
+          </w:p>
+        </w:tc>
+        <w:tc>
+          <w:tcPr>
+            <w:tcW w:w="1500" w:type="pct"/>
+            <w:shd w:val="clear" w:fill="17365D"/>
+            <w:tcMar>
+              <w:top w:w="68" w:type="dxa"/>
+              <w:bottom w:w="68" w:type="dxa"/>
+            </w:tcMar>
+          </w:tcPr>
+          <w:p>
+            <w:pPr/>
+            <w:r>
+              <w:rPr>
+                <w:b/>
+                <w:bCs/>
+                <w:color w:val="FFFFFF"/>
+              </w:rPr>
+              <w:t xml:space="preserve">Evidence</w:t>
+            </w:r>
+          </w:p>
+        </w:tc>
+        <w:tc>
+          <w:tcPr>
+            <w:tcW w:w="900" w:type="pct"/>
+            <w:shd w:val="clear" w:fill="17365D"/>
+            <w:tcMar>
+              <w:top w:w="68" w:type="dxa"/>
+              <w:bottom w:w="68" w:type="dxa"/>
+            </w:tcMar>
+          </w:tcPr>
+          <w:p>
+            <w:pPr/>
+            <w:r>
+              <w:rPr>
+                <w:b/>
+                <w:bCs/>
+                <w:color w:val="FFFFFF"/>
+              </w:rPr>
+              <w:t xml:space="preserve">Owner</w:t>
+            </w:r>
+          </w:p>
+        </w:tc>
+        <w:tc>
+          <w:tcPr>
+            <w:tcW w:w="900" w:type="pct"/>
+            <w:shd w:val="clear" w:fill="17365D"/>
+            <w:tcMar>
+              <w:top w:w="68" w:type="dxa"/>
+              <w:bottom w:w="68" w:type="dxa"/>
+            </w:tcMar>
+          </w:tcPr>
+          <w:p>
+            <w:pPr/>
+            <w:r>
+              <w:rPr>
+                <w:b/>
+                <w:bCs/>
+                <w:color w:val="FFFFFF"/>
+              </w:rPr>
+              <w:t xml:space="preserve">Status</w:t>
             </w:r>
           </w:p>
         </w:tc>
@@ -61,7 +298,377 @@
       <w:tr>
         <w:tc>
           <w:tcPr>
-            <w:tcW w:w="2400" w:type="dxa"/>
+            <w:tcW w:w="1700" w:type="pct"/>
+            <w:tcMar>
+              <w:top w:w="68" w:type="dxa"/>
+              <w:bottom w:w="68" w:type="dxa"/>
+            </w:tcMar>
+          </w:tcPr>
+          <w:p>
+            <w:pPr/>
+            <w:r>
+              <w:t xml:space="preserve">Production rollout validated</w:t>
+            </w:r>
+          </w:p>
+        </w:tc>
+        <w:tc>
+          <w:tcPr>
+            <w:tcW w:w="1500" w:type="pct"/>
+            <w:tcMar>
+              <w:top w:w="68" w:type="dxa"/>
+              <w:bottom w:w="68" w:type="dxa"/>
+            </w:tcMar>
+          </w:tcPr>
+          <w:p>
+            <w:pPr/>
+            <w:r>
+              <w:t xml:space="preserve">Recovery path rehearsed twice</w:t>
+            </w:r>
+          </w:p>
+        </w:tc>
+        <w:tc>
+          <w:tcPr>
+            <w:tcW w:w="900" w:type="pct"/>
+            <w:tcMar>
+              <w:top w:w="68" w:type="dxa"/>
+              <w:bottom w:w="68" w:type="dxa"/>
+            </w:tcMar>
+          </w:tcPr>
+          <w:p>
+            <w:pPr/>
+            <w:r>
+              <w:t xml:space="preserve">Delivery</w:t>
+            </w:r>
+          </w:p>
+        </w:tc>
+        <w:tc>
+          <w:tcPr>
+            <w:tcW w:w="900" w:type="pct"/>
+            <w:shd w:val="clear" w:fill="E7F6ED"/>
+            <w:tcMar>
+              <w:top w:w="68" w:type="dxa"/>
+              <w:bottom w:w="68" w:type="dxa"/>
+            </w:tcMar>
+          </w:tcPr>
+          <w:p>
+            <w:pPr/>
+            <w:r>
+              <w:rPr>
+                <w:b/>
+                <w:bCs/>
+              </w:rPr>
+              <w:t xml:space="preserve">Accepted</w:t>
+            </w:r>
+          </w:p>
+        </w:tc>
+      </w:tr>
+      <w:tr>
+        <w:tc>
+          <w:tcPr>
+            <w:tcW w:w="1700" w:type="pct"/>
+            <w:shd w:val="clear" w:fill="F5F8FC"/>
+            <w:tcMar>
+              <w:top w:w="68" w:type="dxa"/>
+              <w:bottom w:w="68" w:type="dxa"/>
+            </w:tcMar>
+          </w:tcPr>
+          <w:p>
+            <w:pPr/>
+            <w:r>
+              <w:t xml:space="preserve">Ownership and contacts documented</w:t>
+            </w:r>
+          </w:p>
+        </w:tc>
+        <w:tc>
+          <w:tcPr>
+            <w:tcW w:w="1500" w:type="pct"/>
+            <w:shd w:val="clear" w:fill="F5F8FC"/>
+            <w:tcMar>
+              <w:top w:w="68" w:type="dxa"/>
+              <w:bottom w:w="68" w:type="dxa"/>
+            </w:tcMar>
+          </w:tcPr>
+          <w:p>
+            <w:pPr/>
+            <w:r>
+              <w:t xml:space="preserve">Runbook published</w:t>
+            </w:r>
+          </w:p>
+        </w:tc>
+        <w:tc>
+          <w:tcPr>
+            <w:tcW w:w="900" w:type="pct"/>
+            <w:shd w:val="clear" w:fill="F5F8FC"/>
+            <w:tcMar>
+              <w:top w:w="68" w:type="dxa"/>
+              <w:bottom w:w="68" w:type="dxa"/>
+            </w:tcMar>
+          </w:tcPr>
+          <w:p>
+            <w:pPr/>
+            <w:r>
+              <w:t xml:space="preserve">Support</w:t>
+            </w:r>
+          </w:p>
+        </w:tc>
+        <w:tc>
+          <w:tcPr>
+            <w:tcW w:w="900" w:type="pct"/>
+            <w:shd w:val="clear" w:fill="E7F6ED"/>
+            <w:tcMar>
+              <w:top w:w="68" w:type="dxa"/>
+              <w:bottom w:w="68" w:type="dxa"/>
+            </w:tcMar>
+          </w:tcPr>
+          <w:p>
+            <w:pPr/>
+            <w:r>
+              <w:rPr>
+                <w:b/>
+                <w:bCs/>
+              </w:rPr>
+              <w:t xml:space="preserve">Accepted</w:t>
+            </w:r>
+          </w:p>
+        </w:tc>
+      </w:tr>
+      <w:tr>
+        <w:tc>
+          <w:tcPr>
+            <w:tcW w:w="1700" w:type="pct"/>
+            <w:tcMar>
+              <w:top w:w="68" w:type="dxa"/>
+              <w:bottom w:w="68" w:type="dxa"/>
+            </w:tcMar>
+          </w:tcPr>
+          <w:p>
+            <w:pPr/>
+            <w:r>
+              <w:t xml:space="preserve">Next-quarter backlog prepared</w:t>
+            </w:r>
+          </w:p>
+        </w:tc>
+        <w:tc>
+          <w:tcPr>
+            <w:tcW w:w="1500" w:type="pct"/>
+            <w:tcMar>
+              <w:top w:w="68" w:type="dxa"/>
+              <w:bottom w:w="68" w:type="dxa"/>
+            </w:tcMar>
+          </w:tcPr>
+          <w:p>
+            <w:pPr/>
+            <w:r>
+              <w:t xml:space="preserve">Twelve items ranked</w:t>
+            </w:r>
+          </w:p>
+        </w:tc>
+        <w:tc>
+          <w:tcPr>
+            <w:tcW w:w="900" w:type="pct"/>
+            <w:tcMar>
+              <w:top w:w="68" w:type="dxa"/>
+              <w:bottom w:w="68" w:type="dxa"/>
+            </w:tcMar>
+          </w:tcPr>
+          <w:p>
+            <w:pPr/>
+            <w:r>
+              <w:t xml:space="preserve">Product</w:t>
+            </w:r>
+          </w:p>
+        </w:tc>
+        <w:tc>
+          <w:tcPr>
+            <w:tcW w:w="900" w:type="pct"/>
+            <w:shd w:val="clear" w:fill="FFF4CC"/>
+            <w:tcMar>
+              <w:top w:w="68" w:type="dxa"/>
+              <w:bottom w:w="68" w:type="dxa"/>
+            </w:tcMar>
+          </w:tcPr>
+          <w:p>
+            <w:pPr/>
+            <w:r>
+              <w:rPr>
+                <w:b/>
+                <w:bCs/>
+              </w:rPr>
+              <w:t xml:space="preserve">In review</w:t>
+            </w:r>
+          </w:p>
+        </w:tc>
+      </w:tr>
+    </w:tbl>
+    <w:p>
+      <w:pPr>
+        <w:pStyle w:val="Heading2"/>
+        <w:spacing w:before="160" w:after="100"/>
+      </w:pPr>
+      <w:r>
+        <w:rPr>
+          <w:b/>
+          <w:bCs/>
+          <w:color w:val="17365D"/>
+          <w:sz w:val="28"/>
+        </w:rPr>
+        <w:t xml:space="preserve">Incidents per week</w:t>
+      </w:r>
+    </w:p>
+    <w:p>
+      <w:pPr/>
+      <w:r>
+        <w:drawing>
+          <wp:inline xmlns:wp="http://schemas.openxmlformats.org/drawingml/2006/wordprocessingDrawing">
+            <wp:extent cx="7524750" cy="1905000"/>
+            <wp:effectExtent l="0" t="0" r="19050" b="19050"/>
+            <wp:docPr id="1" name="chart"/>
+            <a:graphic xmlns:a="http://schemas.openxmlformats.org/drawingml/2006/main">
+              <a:graphicData uri="http://schemas.openxmlformats.org/drawingml/2006/chart">
+                <c:chart xmlns:p6="http://schemas.openxmlformats.org/officeDocument/2006/relationships" xmlns:c="http://schemas.openxmlformats.org/drawingml/2006/chart" p6:id="Reeb782afec304c17"/>
+              </a:graphicData>
+            </a:graphic>
+          </wp:inline>
+        </w:drawing>
+      </w:r>
+    </w:p>
+    <w:p>
+      <w:pPr>
+        <w:pStyle w:val="Heading2"/>
+        <w:spacing w:before="160" w:after="100"/>
+      </w:pPr>
+      <w:r>
+        <w:rPr>
+          <w:b/>
+          <w:bCs/>
+          <w:color w:val="17365D"/>
+          <w:sz w:val="28"/>
+        </w:rPr>
+        <w:t xml:space="preserve">Next steps</w:t>
+      </w:r>
+    </w:p>
+    <w:tbl>
+      <w:tblPr>
+        <w:tblStyle w:val="TableGrid"/>
+        <w:tblW w:w="5000" w:type="pct"/>
+        <w:tblLayout w:type="fixed"/>
+        <w:tblLook w:val="04A0"/>
+      </w:tblPr>
+      <w:tblGrid>
+        <w:gridCol w:w="3744"/>
+        <w:gridCol w:w="2246"/>
+        <w:gridCol w:w="1685"/>
+        <w:gridCol w:w="1685"/>
+      </w:tblGrid>
+      <w:tr>
+        <w:tc>
+          <w:tcPr>
+            <w:tcW w:w="2000" w:type="pct"/>
+            <w:shd w:val="clear" w:fill="17365D"/>
+            <w:tcMar>
+              <w:top w:w="68" w:type="dxa"/>
+              <w:bottom w:w="68" w:type="dxa"/>
+            </w:tcMar>
+          </w:tcPr>
+          <w:p>
+            <w:pPr/>
+            <w:r>
+              <w:rPr>
+                <w:b/>
+                <w:bCs/>
+                <w:color w:val="FFFFFF"/>
+              </w:rPr>
+              <w:t xml:space="preserve">Action</w:t>
+            </w:r>
+          </w:p>
+        </w:tc>
+        <w:tc>
+          <w:tcPr>
+            <w:tcW w:w="1200" w:type="pct"/>
+            <w:shd w:val="clear" w:fill="17365D"/>
+            <w:tcMar>
+              <w:top w:w="68" w:type="dxa"/>
+              <w:bottom w:w="68" w:type="dxa"/>
+            </w:tcMar>
+          </w:tcPr>
+          <w:p>
+            <w:pPr/>
+            <w:r>
+              <w:rPr>
+                <w:b/>
+                <w:bCs/>
+                <w:color w:val="FFFFFF"/>
+              </w:rPr>
+              <w:t xml:space="preserve">Owner</w:t>
+            </w:r>
+          </w:p>
+        </w:tc>
+        <w:tc>
+          <w:tcPr>
+            <w:tcW w:w="900" w:type="pct"/>
+            <w:shd w:val="clear" w:fill="17365D"/>
+            <w:tcMar>
+              <w:top w:w="68" w:type="dxa"/>
+              <w:bottom w:w="68" w:type="dxa"/>
+            </w:tcMar>
+          </w:tcPr>
+          <w:p>
+            <w:pPr/>
+            <w:r>
+              <w:rPr>
+                <w:b/>
+                <w:bCs/>
+                <w:color w:val="FFFFFF"/>
+              </w:rPr>
+              <w:t xml:space="preserve">Due</w:t>
+            </w:r>
+          </w:p>
+        </w:tc>
+        <w:tc>
+          <w:tcPr>
+            <w:tcW w:w="900" w:type="pct"/>
+            <w:shd w:val="clear" w:fill="17365D"/>
+            <w:tcMar>
+              <w:top w:w="68" w:type="dxa"/>
+              <w:bottom w:w="68" w:type="dxa"/>
+            </w:tcMar>
+          </w:tcPr>
+          <w:p>
+            <w:pPr/>
+            <w:r>
+              <w:rPr>
+                <w:b/>
+                <w:bCs/>
+                <w:color w:val="FFFFFF"/>
+              </w:rPr>
+              <w:t xml:space="preserve">Status</w:t>
+            </w:r>
+          </w:p>
+        </w:tc>
+      </w:tr>
+      <w:tr>
+        <w:tc>
+          <w:tcPr>
+            <w:tcW w:w="2000" w:type="pct"/>
+            <w:tcMar>
+              <w:top w:w="68" w:type="dxa"/>
+              <w:bottom w:w="68" w:type="dxa"/>
+            </w:tcMar>
+          </w:tcPr>
+          <w:p>
+            <w:pPr/>
+            <w:r>
+              <w:t xml:space="preserve">Approve delivery notes</w:t>
+            </w:r>
+          </w:p>
+        </w:tc>
+        <w:tc>
+          <w:tcPr>
+            <w:tcW w:w="1200" w:type="pct"/>
+            <w:tcMar>
+              <w:top w:w="68" w:type="dxa"/>
+              <w:bottom w:w="68" w:type="dxa"/>
+            </w:tcMar>
           </w:tcPr>
           <w:p>
             <w:pPr/>
@@ -72,217 +679,35 @@
         </w:tc>
         <w:tc>
           <w:tcPr>
-            <w:tcW w:w="2400" w:type="dxa"/>
+            <w:tcW w:w="900" w:type="pct"/>
+            <w:tcMar>
+              <w:top w:w="68" w:type="dxa"/>
+              <w:bottom w:w="68" w:type="dxa"/>
+            </w:tcMar>
           </w:tcPr>
           <w:p>
             <w:pPr/>
             <w:r>
-              <w:t xml:space="preserve">Northwind Operations</w:t>
-            </w:r>
-          </w:p>
-        </w:tc>
-      </w:tr>
-      <w:tr>
-        <w:tc>
-          <w:tcPr>
-            <w:tcW w:w="2400" w:type="dxa"/>
-          </w:tcPr>
-          <w:p>
-            <w:pPr/>
-            <w:r>
-              <w:t xml:space="preserve">Workstream</w:t>
+              <w:t xml:space="preserve">28 June</w:t>
             </w:r>
           </w:p>
         </w:tc>
         <w:tc>
           <w:tcPr>
-            <w:tcW w:w="2400" w:type="dxa"/>
+            <w:tcW w:w="900" w:type="pct"/>
+            <w:shd w:val="clear" w:fill="FFF4CC"/>
+            <w:tcMar>
+              <w:top w:w="68" w:type="dxa"/>
+              <w:bottom w:w="68" w:type="dxa"/>
+            </w:tcMar>
           </w:tcPr>
           <w:p>
             <w:pPr/>
             <w:r>
-              <w:t xml:space="preserve">Quarterly service review</w:t>
-            </w:r>
-          </w:p>
-        </w:tc>
-      </w:tr>
-      <w:tr>
-        <w:tc>
-          <w:tcPr>
-            <w:tcW w:w="2400" w:type="dxa"/>
-          </w:tcPr>
-          <w:p>
-            <w:pPr/>
-            <w:r>
-              <w:t xml:space="preserve">Delivery status</w:t>
-            </w:r>
-          </w:p>
-        </w:tc>
-        <w:tc>
-          <w:tcPr>
-            <w:tcW w:w="2400" w:type="dxa"/>
-          </w:tcPr>
-          <w:p>
-            <w:pPr/>
-            <w:r>
-              <w:t xml:space="preserve">Ready for acceptance</w:t>
-            </w:r>
-          </w:p>
-        </w:tc>
-      </w:tr>
-      <w:tr>
-        <w:tc>
-          <w:tcPr>
-            <w:tcW w:w="2400" w:type="dxa"/>
-          </w:tcPr>
-          <w:p>
-            <w:pPr/>
-            <w:r>
-              <w:t xml:space="preserve">Owner</w:t>
-            </w:r>
-          </w:p>
-        </w:tc>
-        <w:tc>
-          <w:tcPr>
-            <w:tcW w:w="2400" w:type="dxa"/>
-          </w:tcPr>
-          <w:p>
-            <w:pPr/>
-            <w:r>
-              <w:t xml:space="preserve">Customer Success</w:t>
-            </w:r>
-          </w:p>
-        </w:tc>
-      </w:tr>
-    </w:tbl>
-    <w:p>
-      <w:pPr>
-        <w:pStyle w:val="Heading2"/>
-      </w:pPr>
-      <w:r>
-        <w:t xml:space="preserve">Delivered outcomes</w:t>
-      </w:r>
-    </w:p>
-    <w:p>
-      <w:pPr>
-        <w:pStyle w:val="ListParagraph"/>
-        <w:numPr>
-          <w:ilvl w:val="0"/>
-          <w:numId w:val="1"/>
-        </w:numPr>
-      </w:pPr>
-      <w:r>
-        <w:t xml:space="preserve">Validated the production rollout and recovery path.</w:t>
-      </w:r>
-    </w:p>
-    <w:p>
-      <w:pPr>
-        <w:pStyle w:val="ListParagraph"/>
-        <w:numPr>
-          <w:ilvl w:val="0"/>
-          <w:numId w:val="1"/>
-        </w:numPr>
-      </w:pPr>
-      <w:r>
-        <w:t xml:space="preserve">Documented ownership, support contacts, and acceptance criteria.</w:t>
-      </w:r>
-    </w:p>
-    <w:p>
-      <w:pPr>
-        <w:pStyle w:val="ListParagraph"/>
-        <w:numPr>
-          <w:ilvl w:val="0"/>
-          <w:numId w:val="1"/>
-        </w:numPr>
-      </w:pPr>
-      <w:r>
-        <w:t xml:space="preserve">Prepared the next-quarter improvement backlog.</w:t>
-      </w:r>
-    </w:p>
-    <w:p>
-      <w:pPr>
-        <w:pStyle w:val="Heading2"/>
-      </w:pPr>
-      <w:r>
-        <w:t xml:space="preserve">Next steps</w:t>
-      </w:r>
-    </w:p>
-    <w:tbl>
-      <w:tblPr>
-        <w:tblStyle w:val="TableGrid"/>
-        <w:tblW w:w="0" w:type="auto"/>
-        <w:tblLook w:val="04A0"/>
-      </w:tblPr>
-      <w:tblGrid>
-        <w:gridCol w:w="2400"/>
-        <w:gridCol w:w="2400"/>
-        <w:gridCol w:w="2400"/>
-      </w:tblGrid>
-      <w:tr>
-        <w:tc>
-          <w:tcPr>
-            <w:tcW w:w="2400" w:type="dxa"/>
-          </w:tcPr>
-          <w:p>
-            <w:pPr/>
-            <w:r>
-              <w:t xml:space="preserve">Action</w:t>
-            </w:r>
-          </w:p>
-        </w:tc>
-        <w:tc>
-          <w:tcPr>
-            <w:tcW w:w="2400" w:type="dxa"/>
-          </w:tcPr>
-          <w:p>
-            <w:pPr/>
-            <w:r>
-              <w:t xml:space="preserve">Owner</w:t>
-            </w:r>
-          </w:p>
-        </w:tc>
-        <w:tc>
-          <w:tcPr>
-            <w:tcW w:w="2400" w:type="dxa"/>
-          </w:tcPr>
-          <w:p>
-            <w:pPr/>
-            <w:r>
-              <w:t xml:space="preserve">Status</w:t>
-            </w:r>
-          </w:p>
-        </w:tc>
-      </w:tr>
-      <w:tr>
-        <w:tc>
-          <w:tcPr>
-            <w:tcW w:w="2400" w:type="dxa"/>
-          </w:tcPr>
-          <w:p>
-            <w:pPr/>
-            <w:r>
-              <w:t xml:space="preserve">Approve delivery notes</w:t>
-            </w:r>
-          </w:p>
-        </w:tc>
-        <w:tc>
-          <w:tcPr>
-            <w:tcW w:w="2400" w:type="dxa"/>
-          </w:tcPr>
-          <w:p>
-            <w:pPr/>
-            <w:r>
-              <w:t xml:space="preserve">Customer</w:t>
-            </w:r>
-          </w:p>
-        </w:tc>
-        <w:tc>
-          <w:tcPr>
-            <w:tcW w:w="2400" w:type="dxa"/>
-          </w:tcPr>
-          <w:p>
-            <w:pPr/>
-            <w:r>
+              <w:rPr>
+                <w:b/>
+                <w:bCs/>
+              </w:rPr>
               <w:t xml:space="preserve">Pending</w:t>
             </w:r>
           </w:p>
@@ -291,7 +716,12 @@
       <w:tr>
         <w:tc>
           <w:tcPr>
-            <w:tcW w:w="2400" w:type="dxa"/>
+            <w:tcW w:w="2000" w:type="pct"/>
+            <w:shd w:val="clear" w:fill="F5F8FC"/>
+            <w:tcMar>
+              <w:top w:w="68" w:type="dxa"/>
+              <w:bottom w:w="68" w:type="dxa"/>
+            </w:tcMar>
           </w:tcPr>
           <w:p>
             <w:pPr/>
@@ -302,7 +732,12 @@
         </w:tc>
         <w:tc>
           <w:tcPr>
-            <w:tcW w:w="2400" w:type="dxa"/>
+            <w:tcW w:w="1200" w:type="pct"/>
+            <w:shd w:val="clear" w:fill="F5F8FC"/>
+            <w:tcMar>
+              <w:top w:w="68" w:type="dxa"/>
+              <w:bottom w:w="68" w:type="dxa"/>
+            </w:tcMar>
           </w:tcPr>
           <w:p>
             <w:pPr/>
@@ -313,11 +748,36 @@
         </w:tc>
         <w:tc>
           <w:tcPr>
-            <w:tcW w:w="2400" w:type="dxa"/>
+            <w:tcW w:w="900" w:type="pct"/>
+            <w:shd w:val="clear" w:fill="F5F8FC"/>
+            <w:tcMar>
+              <w:top w:w="68" w:type="dxa"/>
+              <w:bottom w:w="68" w:type="dxa"/>
+            </w:tcMar>
           </w:tcPr>
           <w:p>
             <w:pPr/>
             <w:r>
+              <w:t xml:space="preserve">Done</w:t>
+            </w:r>
+          </w:p>
+        </w:tc>
+        <w:tc>
+          <w:tcPr>
+            <w:tcW w:w="900" w:type="pct"/>
+            <w:shd w:val="clear" w:fill="E7F6ED"/>
+            <w:tcMar>
+              <w:top w:w="68" w:type="dxa"/>
+              <w:bottom w:w="68" w:type="dxa"/>
+            </w:tcMar>
+          </w:tcPr>
+          <w:p>
+            <w:pPr/>
+            <w:r>
+              <w:rPr>
+                <w:b/>
+                <w:bCs/>
+              </w:rPr>
               <w:t xml:space="preserve">Complete</w:t>
             </w:r>
           </w:p>
@@ -326,7 +786,11 @@
       <w:tr>
         <w:tc>
           <w:tcPr>
-            <w:tcW w:w="2400" w:type="dxa"/>
+            <w:tcW w:w="2000" w:type="pct"/>
+            <w:tcMar>
+              <w:top w:w="68" w:type="dxa"/>
+              <w:bottom w:w="68" w:type="dxa"/>
+            </w:tcMar>
           </w:tcPr>
           <w:p>
             <w:pPr/>
@@ -337,7 +801,11 @@
         </w:tc>
         <w:tc>
           <w:tcPr>
-            <w:tcW w:w="2400" w:type="dxa"/>
+            <w:tcW w:w="1200" w:type="pct"/>
+            <w:tcMar>
+              <w:top w:w="68" w:type="dxa"/>
+              <w:bottom w:w="68" w:type="dxa"/>
+            </w:tcMar>
           </w:tcPr>
           <w:p>
             <w:pPr/>
@@ -348,18 +816,56 @@
         </w:tc>
         <w:tc>
           <w:tcPr>
-            <w:tcW w:w="2400" w:type="dxa"/>
+            <w:tcW w:w="900" w:type="pct"/>
+            <w:tcMar>
+              <w:top w:w="68" w:type="dxa"/>
+              <w:bottom w:w="68" w:type="dxa"/>
+            </w:tcMar>
           </w:tcPr>
           <w:p>
             <w:pPr/>
             <w:r>
+              <w:t xml:space="preserve">12 July</w:t>
+            </w:r>
+          </w:p>
+        </w:tc>
+        <w:tc>
+          <w:tcPr>
+            <w:tcW w:w="900" w:type="pct"/>
+            <w:shd w:val="clear" w:fill="FFF4CC"/>
+            <w:tcMar>
+              <w:top w:w="68" w:type="dxa"/>
+              <w:bottom w:w="68" w:type="dxa"/>
+            </w:tcMar>
+          </w:tcPr>
+          <w:p>
+            <w:pPr/>
+            <w:r>
+              <w:rPr>
+                <w:b/>
+                <w:bCs/>
+              </w:rPr>
               <w:t xml:space="preserve">Planned</w:t>
             </w:r>
           </w:p>
         </w:tc>
       </w:tr>
     </w:tbl>
+    <w:p>
+      <w:pPr>
+        <w:pBdr>
+          <w:left w:val="single" w:color="235FB4" w:sz="24"/>
+        </w:pBdr>
+        <w:shd w:val="clear" w:fill="EAF1FB"/>
+        <w:spacing w:before="160"/>
+      </w:pPr>
+      <w:r>
+        <w:t xml:space="preserve">Decision requested: approve the delivery notes so the improvement backlog can start next sprint.</w:t>
+      </w:r>
+    </w:p>
     <w:sectPr>
+      <w:headerReference w:type="default" r:id="R0f8712cd43954de8"/>
+      <w:footerReference w:type="default" r:id="Ra96e21dee91a4066"/>
       <w:pgSz w:w="12240" w:h="15840" w:code="1"/>
       <w:pgMar w:top="1440" w:right="1440" w:bottom="1440" w:left="1440" w:header="720" w:footer="720" w:gutter="0"/>
     </w:sectPr>
@@ -369,6 +875,33 @@
 
 <file path=word/endnotes.xml><?xml version="1.0" encoding="utf-8"?>
 <w:endnotes xmlns:wpc="http://schemas.microsoft.com/office/word/2010/wordprocessingCanvas" xmlns:cx="http://schemas.microsoft.com/office/drawing/2014/chartex" xmlns:cx1="http://schemas.microsoft.com/office/drawing/2015/9/8/chartex" xmlns:cx2="http://schemas.microsoft.com/office/drawing/2015/10/21/chartex" xmlns:cx3="http://schemas.microsoft.com/office/drawing/2016/5/9/chartex" xmlns:cx4="http://schemas.microsoft.com/office/drawing/2016/5/10/chartex" xmlns:cx5="http://schemas.microsoft.com/office/drawing/2016/5/11/chartex" xmlns:cx6="http://schemas.microsoft.com/office/drawing/2016/5/12/chartex" xmlns:cx7="http://schemas.microsoft.com/office/drawing/2016/5/13/chartex" xmlns:cx8="http://schemas.microsoft.com/office/drawing/2016/5/14/chartex" xmlns:mc="http://schemas.openxmlformats.org/markup-compatibility/2006" xmlns:aink="http://schemas.microsoft.com/office/drawing/2016/ink" xmlns:am3d="http://schemas.microsoft.com/office/drawing/2017/model3d" xmlns:o="urn:schemas-microsoft-com:office:office" xmlns:oel="http://schemas.microsoft.com/office/2019/extlst" xmlns:r="http://schemas.openxmlformats.org/officeDocument/2006/relationships" xmlns:m="http://schemas.openxmlformats.org/officeDocument/2006/math" xmlns:v="urn:schemas-microsoft-com:vml" xmlns:wp14="http://schemas.microsoft.com/office/word/2010/wordprocessingDrawing" xmlns:wp="http://schemas.openxmlformats.org/drawingml/2006/wordprocessingDrawing" xmlns:w10="urn:schemas-microsoft-com:office:word" xmlns:w="http://schemas.openxmlformats.org/wordprocessingml/2006/main" xmlns:w14="http://schemas.microsoft.com/office/word/2010/wordml" xmlns:w15="http://schemas.microsoft.com/office/word/2012/wordml" xmlns:w16cex="http://schemas.microsoft.com/office/word/2018/wordml/cex" xmlns:w16cid="http://schemas.microsoft.com/office/word/2016/wordml/cid" xmlns:w16="http://schemas.microsoft.com/office/word/2018/wordml" xmlns:w16sdtdh="http://schemas.microsoft.com/office/word/2020/wordml/sdtdatahash" xmlns:w16se="http://schemas.microsoft.com/office/word/2015/wordml/symex" xmlns:wpg="http://schemas.microsoft.com/office/word/2010/wordprocessingGroup" xmlns:wpi="http://schemas.microsoft.com/office/word/2010/wordprocessingInk" xmlns:wne="http://schemas.microsoft.com/office/word/2006/wordml" xmlns:wps="http://schemas.microsoft.com/office/word/2010/wordprocessingShape" mc:Ignorable="w14 w15 w16se w16cid w16 w16cex w16sdtdh wp14"/>
+</file>
+
+<file path=word/footer1.xml><?xml version="1.0" encoding="utf-8"?>
+<w:ftr xmlns:w="http://schemas.openxmlformats.org/wordprocessingml/2006/main">
+  <w:p>
+    <w:pPr/>
+    <w:fldSimple w:instr=" PAGE  \* MERGEFORMAT " w:dirty="true">
+      <w:r>
+        <w:rPr>
+          <w:noProof/>
+        </w:rPr>
+        <w:t>[Document Page]</w:t>
+      </w:r>
+    </w:fldSimple>
+    <w:r>
+      <w:t xml:space="preserve"> of </w:t>
+    </w:r>
+    <w:fldSimple w:instr=" NUMPAGES  \* MERGEFORMAT " w:dirty="true">
+      <w:r>
+        <w:rPr>
+          <w:noProof/>
+        </w:rPr>
+        <w:t>[Document NumPages]</w:t>
+      </w:r>
+    </w:fldSimple>
+  </w:p>
+</w:ftr>
 </file>
 
 <file path=word/footnotes.xml><?xml version="1.0" encoding="utf-8"?>
@@ -396,152 +929,18 @@
 </w:footnotes>
 </file>
 
-<file path=word/numbering.xml><?xml version="1.0" encoding="utf-8"?>
-<w:numbering xmlns:wpc="http://schemas.microsoft.com/office/word/2010/wordprocessingCanvas" xmlns:cx="http://schemas.microsoft.com/office/drawing/2014/chartex" xmlns:cx1="http://schemas.microsoft.com/office/drawing/2015/9/8/chartex" xmlns:cx2="http://schemas.microsoft.com/office/drawing/2015/10/21/chartex" xmlns:cx3="http://schemas.microsoft.com/office/drawing/2016/5/9/chartex" xmlns:cx4="http://schemas.microsoft.com/office/drawing/2016/5/10/chartex" xmlns:cx5="http://schemas.microsoft.com/office/drawing/2016/5/11/chartex" xmlns:cx6="http://schemas.microsoft.com/office/drawing/2016/5/12/chartex" xmlns:cx7="http://schemas.microsoft.com/office/drawing/2016/5/13/chartex" xmlns:cx8="http://schemas.microsoft.com/office/drawing/2016/5/14/chartex" xmlns:mc="http://schemas.openxmlformats.org/markup-compatibility/2006" xmlns:aink="http://schemas.microsoft.com/office/drawing/2016/ink" xmlns:am3d="http://schemas.microsoft.com/office/drawing/2017/model3d" xmlns:o="urn:schemas-microsoft-com:office:office" xmlns:oel="http://schemas.microsoft.com/office/2019/extlst" xmlns:r="http://schemas.openxmlformats.org/officeDocument/2006/relationships" xmlns:m="http://schemas.openxmlformats.org/officeDocument/2006/math" xmlns:v="urn:schemas-microsoft-com:vml" xmlns:wp14="http://schemas.microsoft.com/office/word/2010/wordprocessingDrawing" xmlns:wp="http://schemas.openxmlformats.org/drawingml/2006/wordprocessingDrawing" xmlns:w10="urn:schemas-microsoft-com:office:word" xmlns:w="http://schemas.openxmlformats.org/wordprocessingml/2006/main" xmlns:w14="http://schemas.microsoft.com/office/word/2010/wordml" xmlns:w15="http://schemas.microsoft.com/office/word/2012/wordml" xmlns:w16cex="http://schemas.microsoft.com/office/word/2018/wordml/cex" xmlns:w16cid="http://schemas.microsoft.com/office/word/2016/wordml/cid" xmlns:w16="http://schemas.microsoft.com/office/word/2018/wordml" xmlns:w16sdtdh="http://schemas.microsoft.com/office/word/2020/wordml/sdtdatahash" xmlns:w16se="http://schemas.microsoft.com/office/word/2015/wordml/symex" xmlns:wpg="http://schemas.microsoft.com/office/word/2010/wordprocessingGroup" xmlns:wpi="http://schemas.microsoft.com/office/word/2010/wordprocessingInk" xmlns:wne="http://schemas.microsoft.com/office/word/2006/wordml" xmlns:wps="http://schemas.microsoft.com/office/word/2010/wordprocessingShape" mc:Ignorable="w14 w15 w16se w16cid w16 w16cex w16sdtdh wp14">
-  <w:abstractNum w:abstractNumId="0" w15:restartNumberingAfterBreak="0">
-    <w:nsid w:val="AD14695A"/>
-    <w:multiLevelType w:val="hybridMultilevel"/>
-    <w:tmpl w:val="934E79A6"/>
-    <w:lvl w:ilvl="0" w:tplc="04090001">
-      <w:start w:val="1"/>
-      <w:numFmt w:val="bullet"/>
-      <w:lvlText w:val="·"/>
-      <w:lvlJc w:val="left"/>
-      <w:pPr>
-        <w:ind w:left="720" w:hanging="360"/>
-      </w:pPr>
-      <w:rPr>
-        <w:rFonts w:hint="default" w:ascii="Symbol" w:hAnsi="Symbol"/>
-      </w:rPr>
-    </w:lvl>
-    <w:lvl w:ilvl="1" w:tplc="04090003">
-      <w:start w:val="1"/>
-      <w:numFmt w:val="bullet"/>
-      <w:lvlText w:val="o"/>
-      <w:lvlJc w:val="left"/>
-      <w:pPr>
-        <w:ind w:left="1440" w:hanging="360"/>
-      </w:pPr>
-      <w:rPr>
-        <w:rFonts w:hint="default" w:ascii="Courier New" w:hAnsi="Courier New" w:cs="Courier New"/>
-      </w:rPr>
-    </w:lvl>
-    <w:lvl w:ilvl="2" w:tplc="04090005" w:tentative="true">
-      <w:start w:val="1"/>
-      <w:numFmt w:val="bullet"/>
-      <w:lvlText w:val="§"/>
-      <w:lvlJc w:val="left"/>
-      <w:pPr>
-        <w:ind w:left="2160" w:hanging="360"/>
-      </w:pPr>
-      <w:rPr>
-        <w:rFonts w:hint="default" w:ascii="Wingdings" w:hAnsi="Wingdings"/>
-      </w:rPr>
-    </w:lvl>
-    <w:lvl w:ilvl="3" w:tplc="04090001" w:tentative="true">
-      <w:start w:val="1"/>
-      <w:numFmt w:val="bullet"/>
-      <w:lvlText w:val="·"/>
-      <w:lvlJc w:val="left"/>
-      <w:pPr>
-        <w:ind w:left="2880" w:hanging="360"/>
-      </w:pPr>
-      <w:rPr>
-        <w:rFonts w:hint="default" w:ascii="Symbol" w:hAnsi="Symbol"/>
-      </w:rPr>
-    </w:lvl>
-    <w:lvl w:ilvl="4" w:tplc="04090003" w:tentative="true">
-      <w:start w:val="1"/>
-      <w:numFmt w:val="bullet"/>
-      <w:lvlText w:val="o"/>
-      <w:lvlJc w:val="left"/>
-      <w:pPr>
-        <w:ind w:left="3600" w:hanging="360"/>
-      </w:pPr>
-      <w:rPr>
-        <w:rFonts w:hint="default" w:ascii="Courier New" w:hAnsi="Courier New" w:cs="Courier New"/>
-      </w:rPr>
-    </w:lvl>
-    <w:lvl w:ilvl="5" w:tplc="04090005" w:tentative="true">
-      <w:start w:val="1"/>
-      <w:numFmt w:val="bullet"/>
-      <w:lvlText w:val="§"/>
-      <w:lvlJc w:val="left"/>
-      <w:pPr>
-        <w:ind w:left="4320" w:hanging="360"/>
-      </w:pPr>
-      <w:rPr>
-        <w:rFonts w:hint="default" w:ascii="Wingdings" w:hAnsi="Wingdings"/>
-      </w:rPr>
-    </w:lvl>
-    <w:lvl w:ilvl="6" w:tplc="04090001" w:tentative="true">
-      <w:start w:val="1"/>
-      <w:numFmt w:val="bullet"/>
-      <w:lvlText w:val="·"/>
-      <w:lvlJc w:val="left"/>
-      <w:pPr>
-        <w:ind w:left="5040" w:hanging="360"/>
-      </w:pPr>
-      <w:rPr>
-        <w:rFonts w:hint="default" w:ascii="Symbol" w:hAnsi="Symbol"/>
-      </w:rPr>
-    </w:lvl>
-    <w:lvl w:ilvl="7" w:tplc="04090003" w:tentative="true">
-      <w:start w:val="1"/>
-      <w:numFmt w:val="bullet"/>
-      <w:lvlText w:val="o"/>
-      <w:lvlJc w:val="left"/>
-      <w:pPr>
-        <w:ind w:left="5760" w:hanging="360"/>
-      </w:pPr>
-      <w:rPr>
-        <w:rFonts w:hint="default" w:ascii="Courier New" w:hAnsi="Courier New" w:cs="Courier New"/>
-      </w:rPr>
-    </w:lvl>
-    <w:lvl w:ilvl="8" w:tplc="04090005" w:tentative="true">
-      <w:start w:val="1"/>
-      <w:numFmt w:val="bullet"/>
-      <w:lvlText w:val="§"/>
-      <w:lvlJc w:val="left"/>
-      <w:pPr>
-        <w:ind w:left="6480" w:hanging="360"/>
-      </w:pPr>
-      <w:rPr>
-        <w:rFonts w:hint="default" w:ascii="Wingdings" w:hAnsi="Wingdings"/>
-      </w:rPr>
-    </w:lvl>
-  </w:abstractNum>
-  <w:num w:numId="1">
-    <w:abstractNumId w:val="0"/>
-    <w:lvlOverride w:ilvl="0">
-      <w:startOverride w:val="1"/>
-    </w:lvlOverride>
-    <w:lvlOverride w:ilvl="1">
-      <w:startOverride w:val="1"/>
-    </w:lvlOverride>
-    <w:lvlOverride w:ilvl="2">
-      <w:startOverride w:val="1"/>
-    </w:lvlOverride>
-    <w:lvlOverride w:ilvl="3">
-      <w:startOverride w:val="1"/>
-    </w:lvlOverride>
-    <w:lvlOverride w:ilvl="4">
-      <w:startOverride w:val="1"/>
-    </w:lvlOverride>
-    <w:lvlOverride w:ilvl="5">
-      <w:startOverride w:val="1"/>
-    </w:lvlOverride>
-    <w:lvlOverride w:ilvl="6">
-      <w:startOverride w:val="1"/>
-    </w:lvlOverride>
-    <w:lvlOverride w:ilvl="7">
-      <w:startOverride w:val="1"/>
-    </w:lvlOverride>
-    <w:lvlOverride w:ilvl="8">
-      <w:startOverride w:val="1"/>
-    </w:lvlOverride>
-  </w:num>
-</w:numbering>
+<file path=word/header1.xml><?xml version="1.0" encoding="utf-8"?>
+<w:hdr xmlns:w="http://schemas.openxmlformats.org/wordprocessingml/2006/main">
+  <w:p>
+    <w:pPr/>
+    <w:r>
+      <w:rPr>
+        <w:sz w:val="18"/>
+      </w:rPr>
+      <w:t xml:space="preserve">Northwind Operations · Quarterly service review</w:t>
+    </w:r>
+  </w:p>
+</w:hdr>
 </file>
 
 <file path=word/styles.xml><?xml version="1.0" encoding="utf-8"?>
@@ -549,7 +948,7 @@
   <w:docDefaults>
     <w:rPrDefault>
       <w:rPr>
-        <w:rFonts w:asciiTheme="minorHAnsi" w:hAnsiTheme="minorHAnsi" w:eastAsiaTheme="minorHAnsi" w:cstheme="minorBidi"/>
+        <w:rFonts w:ascii="Carlito" w:hAnsi="Carlito" w:eastAsia="Carlito" w:cs="Carlito"/>
         <w:sz w:val="22"/>
         <w:szCs w:val="22"/>
         <w:lang w:val="en-US" w:eastAsia="en-US" w:bidi="ar-SA"/>
@@ -10948,6 +11347,242 @@
 </w:styles>
 </file>
 
+<file path=word/charts/chart1.xml><?xml version="1.0" encoding="utf-8"?>
+<c:chartSpace xmlns:c="http://schemas.openxmlformats.org/drawingml/2006/chart" xmlns:a="http://schemas.openxmlformats.org/drawingml/2006/main" xmlns:r="http://schemas.openxmlformats.org/officeDocument/2006/relationships">
+  <c:date1904 val="0"/>
+  <c:lang val="en-US"/>
+  <c:roundedCorners val="0"/>
+  <c:chart>
+    <c:autoTitleDeleted val="0"/>
+    <c:plotArea>
+      <c:layout/>
+      <c:barChart>
+        <c:barDir val="col"/>
+        <c:grouping val="clustered"/>
+        <c:varyColors val="0"/>
+        <c:ser>
+          <c:idx val="0"/>
+          <c:order val="0"/>
+          <c:tx>
+            <c:strRef>
+              <c:f>Sheet1!$B$1</c:f>
+              <c:strCache>
+                <c:ptCount val="1"/>
+                <c:pt idx="0">
+                  <c:v>Last quarter</c:v>
+                </c:pt>
+              </c:strCache>
+            </c:strRef>
+          </c:tx>
+          <c:spPr>
+            <a:solidFill>
+              <a:srgbClr val="1F4E79"/>
+            </a:solidFill>
+            <a:ln/>
+          </c:spPr>
+          <c:invertIfNegative val="0"/>
+          <c:cat>
+            <c:strRef>
+              <c:f>Sheet1!$A$2:$A$7</c:f>
+              <c:strCache>
+                <c:ptCount val="6"/>
+                <c:pt idx="0">
+                  <c:v>Week 1</c:v>
+                </c:pt>
+                <c:pt idx="1">
+                  <c:v>Week 2</c:v>
+                </c:pt>
+                <c:pt idx="2">
+                  <c:v>Week 3</c:v>
+                </c:pt>
+                <c:pt idx="3">
+                  <c:v>Week 4</c:v>
+                </c:pt>
+                <c:pt idx="4">
+                  <c:v>Week 5</c:v>
+                </c:pt>
+                <c:pt idx="5">
+                  <c:v>Week 6</c:v>
+                </c:pt>
+              </c:strCache>
+            </c:strRef>
+          </c:cat>
+          <c:val>
+            <c:numRef>
+              <c:f>Sheet1!$B$2:$B$7</c:f>
+              <c:numCache>
+                <c:formatCode>General</c:formatCode>
+                <c:ptCount val="6"/>
+                <c:pt idx="0">
+                  <c:v>14</c:v>
+                </c:pt>
+                <c:pt idx="1">
+                  <c:v>13</c:v>
+                </c:pt>
+                <c:pt idx="2">
+                  <c:v>16</c:v>
+                </c:pt>
+                <c:pt idx="3">
+                  <c:v>12</c:v>
+                </c:pt>
+                <c:pt idx="4">
+                  <c:v>13</c:v>
+                </c:pt>
+                <c:pt idx="5">
+                  <c:v>14</c:v>
+                </c:pt>
+              </c:numCache>
+            </c:numRef>
+          </c:val>
+          <c:extLst>
+            <c:ext uri="urn:officeimo:chart:auto-series-color:1">
+              <oi:autoColor xmlns:oi="urn:officeimo:chart:auto-series-color:1"/>
+            </c:ext>
+          </c:extLst>
+        </c:ser>
+        <c:ser>
+          <c:idx val="1"/>
+          <c:order val="1"/>
+          <c:tx>
+            <c:strRef>
+              <c:f>Sheet1!$C$1</c:f>
+              <c:strCache>
+                <c:ptCount val="1"/>
+                <c:pt idx="0">
+                  <c:v>This quarter</c:v>
+                </c:pt>
+              </c:strCache>
+            </c:strRef>
+          </c:tx>
+          <c:spPr>
+            <a:solidFill>
+              <a:srgbClr val="2F6F3E"/>
+            </a:solidFill>
+            <a:ln/>
+          </c:spPr>
+          <c:invertIfNegative val="0"/>
+          <c:cat>
+            <c:strRef>
+              <c:f>Sheet1!$A$2:$A$7</c:f>
+              <c:strCache>
+                <c:ptCount val="6"/>
+                <c:pt idx="0">
+                  <c:v>Week 1</c:v>
+                </c:pt>
+                <c:pt idx="1">
+                  <c:v>Week 2</c:v>
+                </c:pt>
+                <c:pt idx="2">
+                  <c:v>Week 3</c:v>
+                </c:pt>
+                <c:pt idx="3">
+                  <c:v>Week 4</c:v>
+                </c:pt>
+                <c:pt idx="4">
+                  <c:v>Week 5</c:v>
+                </c:pt>
+                <c:pt idx="5">
+                  <c:v>Week 6</c:v>
+                </c:pt>
+              </c:strCache>
+            </c:strRef>
+          </c:cat>
+          <c:val>
+            <c:numRef>
+              <c:f>Sheet1!$C$2:$C$7</c:f>
+              <c:numCache>
+                <c:formatCode>General</c:formatCode>
+                <c:ptCount val="6"/>
+                <c:pt idx="0">
+                  <c:v>11</c:v>
+                </c:pt>
+                <c:pt idx="1">
+                  <c:v>9</c:v>
+                </c:pt>
+                <c:pt idx="2">
+                  <c:v>8</c:v>
+                </c:pt>
+                <c:pt idx="3">
+                  <c:v>7</c:v>
+                </c:pt>
+                <c:pt idx="4">
+                  <c:v>6</c:v>
+                </c:pt>
+                <c:pt idx="5">
+                  <c:v>5</c:v>
+                </c:pt>
+              </c:numCache>
+            </c:numRef>
+          </c:val>
+          <c:extLst>
+            <c:ext uri="urn:officeimo:chart:auto-series-color:1">
+              <oi:autoColor xmlns:oi="urn:officeimo:chart:auto-series-color:1"/>
+            </c:ext>
+          </c:extLst>
+        </c:ser>
+        <c:dLbls>
+          <c:showLegendKey val="0"/>
+          <c:showVal val="0"/>
+          <c:showCatName val="0"/>
+          <c:showSerName val="0"/>
+          <c:showPercent val="0"/>
+          <c:showBubbleSize val="0"/>
+        </c:dLbls>
+        <c:gapWidth val="150"/>
+        <c:overlap val="0"/>
+        <c:axId val="48650113"/>
+        <c:axId val="48650114"/>
+      </c:barChart>
+      <c:catAx>
+        <c:axId val="48650113"/>
+        <c:scaling>
+          <c:orientation val="minMax"/>
+        </c:scaling>
+        <c:delete val="0"/>
+        <c:axPos val="b"/>
+        <c:numFmt formatCode="General" sourceLinked="0"/>
+        <c:majorTickMark val="none"/>
+        <c:minorTickMark val="none"/>
+        <c:tickLblPos val="nextTo"/>
+        <c:crossAx val="48650114"/>
+        <c:crosses val="autoZero"/>
+        <c:auto val="1"/>
+        <c:lblAlgn val="ctr"/>
+        <c:lblOffset val="100"/>
+        <c:noMultiLvlLbl val="0"/>
+      </c:catAx>
+      <c:valAx>
+        <c:axId val="48650114"/>
+        <c:scaling>
+          <c:orientation val="minMax"/>
+        </c:scaling>
+        <c:delete val="0"/>
+        <c:axPos val="l"/>
+        <c:majorGridlines/>
+        <c:numFmt formatCode="General" sourceLinked="0"/>
+        <c:majorTickMark val="none"/>
+        <c:minorTickMark val="none"/>
+        <c:tickLblPos val="nextTo"/>
+        <c:crossAx val="48650113"/>
+        <c:crosses val="autoZero"/>
+        <c:crossBetween val="between"/>
+      </c:valAx>
+    </c:plotArea>
+    <c:legend>
+      <c:legendPos val="b"/>
+      <c:layout/>
+      <c:overlay val="0"/>
+    </c:legend>
+    <c:plotVisOnly val="1"/>
+    <c:dispBlanksAs val="gap"/>
+    <c:showDLblsOverMax val="0"/>
+  </c:chart>
+  <c:externalData r:id="Re338e4b8b9de44c5">
+    <c:autoUpdate val="0"/>
+  </c:externalData>
+</c:chartSpace>
+</file>
+
 <file path=word/theme/theme1.xml><?xml version="1.0" encoding="utf-8"?>
 <a:theme xmlns:thm15="http://schemas.microsoft.com/office/thememl/2012/main" xmlns:a="http://schemas.openxmlformats.org/drawingml/2006/main" name="Office Theme">
   <a:themeElements>

--- a/Website/static/downloads/showcase/word/customer-delivery-summary.docx
+++ b/Website/static/downloads/showcase/word/customer-delivery-summary.docx
@@ -525,7 +525,7 @@
             <wp:docPr id="1" name="chart"/>
             <a:graphic xmlns:a="http://schemas.openxmlformats.org/drawingml/2006/main">
               <a:graphicData uri="http://schemas.openxmlformats.org/drawingml/2006/chart">
-                <c:chart xmlns:p6="http://schemas.openxmlformats.org/officeDocument/2006/relationships" xmlns:c="http://schemas.openxmlformats.org/drawingml/2006/chart" p6:id="Reeb782afec304c17"/>
+                <c:chart xmlns:p6="http://schemas.openxmlformats.org/officeDocument/2006/relationships" xmlns:c="http://schemas.openxmlformats.org/drawingml/2006/chart" p6:id="R87dc18dd642b400d"/>
               </a:graphicData>
             </a:graphic>
           </wp:inline>
@@ -864,8 +864,8 @@
       </w:r>
     </w:p>
     <w:sectPr>
-      <w:headerReference w:type="default" r:id="R0f8712cd43954de8"/>
-      <w:footerReference w:type="default" r:id="Ra96e21dee91a4066"/>
+      <w:headerReference w:type="default" r:id="R974ce34b4263414a"/>
+      <w:footerReference w:type="default" r:id="R98191196cfb443b1"/>
       <w:pgSz w:w="12240" w:h="15840" w:code="1"/>
       <w:pgMar w:top="1440" w:right="1440" w:bottom="1440" w:left="1440" w:header="720" w:footer="720" w:gutter="0"/>
     </w:sectPr>
@@ -11577,7 +11577,7 @@
     <c:dispBlanksAs val="gap"/>
     <c:showDLblsOverMax val="0"/>
   </c:chart>
-  <c:externalData r:id="Re338e4b8b9de44c5">
+  <c:externalData r:id="R3d1f524a880845aa">
     <c:autoUpdate val="0"/>
   </c:externalData>
 </c:chartSpace>
